--- a/ai_strategy/PECH_AI_HARDWARE_AND_SETUP_GUIDE.docx
+++ b/ai_strategy/PECH_AI_HARDWARE_AND_SETUP_GUIDE.docx
@@ -17078,7 +17078,14 @@
     <w:bookmarkEnd w:id="88"/>
     <w:bookmarkEnd w:id="89"/>
     <w:bookmarkEnd w:id="90"/>
-    <w:sectPr/>
+    <w:sectPr>
+      <w:pgBorders w:offsetFrom="page">
+        <w:top w:val="single" w:sz="18" w:space="24" w:color="00BFFF"/>
+        <w:left w:val="single" w:sz="18" w:space="24" w:color="0099CC"/>
+        <w:bottom w:val="single" w:sz="18" w:space="24" w:color="F5A623"/>
+        <w:right w:val="single" w:sz="18" w:space="24" w:color="E08A00"/>
+      </w:pgBorders>
+    </w:sectPr>
   </w:body>
 </w:document>
 </file>

--- a/ai_strategy/PECH_AI_HARDWARE_AND_SETUP_GUIDE.docx
+++ b/ai_strategy/PECH_AI_HARDWARE_AND_SETUP_GUIDE.docx
@@ -58,107 +58,45 @@
         <w:spacing w:after="0"/>
       </w:pPr>
     </w:p>
-    <w:bookmarkStart w:id="90" w:name="pech-group-holdings-ltd"/>
-    <w:p>
-      <w:pPr>
-        <w:pStyle w:val="Heading1"/>
-        <w:rPr>
-          <w:color w:val="0099CC"/>
-        </w:rPr>
-        <w:pBdr>
-          <w:bottom w:val="single" w:sz="18" w:space="2" w:color="F5A623"/>
-        </w:pBdr>
-      </w:pPr>
-      <w:r>
-        <w:rPr>
-          <w:b/>
-          <w:color w:val="0099CC"/>
-          <w:sz w:val="44"/>
-        </w:rPr>
-        <w:t xml:space="preserve">PECH GROUP HOLDINGS LTD</w:t>
-      </w:r>
-    </w:p>
-    <w:bookmarkStart w:id="22" w:name="Xe52f603587f55635ee89aeb7e36e01ccaf9038c"/>
-    <w:p>
-      <w:pPr>
-        <w:pBdr>
-          <w:top w:val="single" w:sz="18" w:space="1" w:color="F5A623"/>
-          <w:bottom w:val="single" w:sz="6" w:space="1" w:color="0099CC"/>
-        </w:pBdr>
-        <w:spacing w:before="200" w:after="200"/>
-      </w:pPr>
-    </w:p>
-    <w:p>
-      <w:pPr>
-        <w:pStyle w:val="Heading2"/>
-        <w:rPr>
-          <w:color w:val="0099CC"/>
-        </w:rPr>
-        <w:pBdr>
-          <w:bottom w:val="single" w:sz="6" w:space="2" w:color="00BFFF"/>
-        </w:pBdr>
-      </w:pPr>
-      <w:r>
-        <w:rPr>
-          <w:b/>
-          <w:color w:val="0099CC"/>
-          <w:sz w:val="32"/>
-        </w:rPr>
-        <w:t xml:space="preserve">AI Hardware &amp; Setup Guide — Procurement, Installation, Configuration</w:t>
-      </w:r>
-    </w:p>
-    <w:bookmarkStart w:id="21" w:name="confidential"/>
-    <w:p>
-      <w:pPr>
-        <w:pStyle w:val="Heading3"/>
-        <w:rPr>
-          <w:color w:val="E08A00"/>
-        </w:rPr>
-      </w:pPr>
-      <w:r>
-        <w:rPr>
-          <w:b/>
-          <w:color w:val="E08A00"/>
-          <w:sz w:val="26"/>
-        </w:rPr>
-        <w:t xml:space="preserve">CONFIDENTIAL</w:t>
-      </w:r>
-    </w:p>
-    <w:p>
-      <w:r>
-        <w:pict>
-          <v:rect style="width:0;height:1.5pt" o:hralign="center" o:hrstd="t" o:hr="t"/>
-        </w:pict>
-      </w:r>
-    </w:p>
     <w:p>
       <w:pPr>
         <w:pStyle w:val="FirstParagraph"/>
       </w:pPr>
       <w:r>
-        <w:rPr>
-          <w:bCs/>
-          <w:b/>
-        </w:rPr>
-        <w:t xml:space="preserve">PECH Group Holdings Ltd</w:t>
-      </w:r>
+        <w:t xml:space="preserve">🖥️</w:t>
+      </w:r>
+    </w:p>
+    <w:p>
+      <w:pPr>
+        <w:pStyle w:val="BodyText"/>
+      </w:pPr>
+      <w:r>
+        <w:t xml:space="preserve">PECH GROUP HOLDINGS LTD</w:t>
+      </w:r>
+    </w:p>
+    <w:p>
+      <w:pPr>
+        <w:pStyle w:val="BodyText"/>
+      </w:pPr>
+      <w:r>
+        <w:t xml:space="preserve">AI Hardware &amp; Setup Guide — Procurement, Installation, Configuration</w:t>
+      </w:r>
+    </w:p>
+    <w:p>
+      <w:pPr>
+        <w:pStyle w:val="BodyText"/>
+      </w:pPr>
       <w:r>
         <w:t xml:space="preserve"> </w:t>
       </w:r>
       <w:r>
-        <w:t xml:space="preserve">Lagos, Nigeria | Website:</w:t>
-      </w:r>
-      <w:r>
         <w:t xml:space="preserve"> </w:t>
       </w:r>
-      <w:hyperlink r:id="rId20">
-        <w:r>
-          <w:rPr>
-            <w:rStyle w:val="Hyperlink"/>
-          </w:rPr>
-          <w:t xml:space="preserve">pechgroupholdings.tech</w:t>
-        </w:r>
-      </w:hyperlink>
+    </w:p>
+    <w:p>
+      <w:pPr>
+        <w:pStyle w:val="BodyText"/>
+      </w:pPr>
     </w:p>
     <w:p>
       <w:r>
@@ -260,9 +198,7 @@
         </w:pict>
       </w:r>
     </w:p>
-    <w:bookmarkEnd w:id="21"/>
-    <w:bookmarkEnd w:id="22"/>
-    <w:bookmarkStart w:id="23" w:name="table-of-contents"/>
+    <w:bookmarkStart w:id="20" w:name="table-of-contents"/>
     <w:p>
       <w:pPr>
         <w:pBdr>
@@ -536,8 +472,8 @@
         </w:pict>
       </w:r>
     </w:p>
-    <w:bookmarkEnd w:id="23"/>
-    <w:bookmarkStart w:id="27" w:name="hardware-strategy-overview"/>
+    <w:bookmarkEnd w:id="20"/>
+    <w:bookmarkStart w:id="24" w:name="hardware-strategy-overview"/>
     <w:p>
       <w:pPr>
         <w:pBdr>
@@ -566,7 +502,7 @@
         <w:t xml:space="preserve">1. HARDWARE STRATEGY OVERVIEW</w:t>
       </w:r>
     </w:p>
-    <w:bookmarkStart w:id="24" w:name="zero-waste-philosophy"/>
+    <w:bookmarkStart w:id="21" w:name="zero-waste-philosophy"/>
     <w:p>
       <w:pPr>
         <w:pStyle w:val="Heading3"/>
@@ -956,8 +892,8 @@
         <w:t xml:space="preserve">Zero waste. Zero rebuilds. Zero downtime for migration.</w:t>
       </w:r>
     </w:p>
-    <w:bookmarkEnd w:id="24"/>
-    <w:bookmarkStart w:id="25" w:name="why-zero-waste-matters"/>
+    <w:bookmarkEnd w:id="21"/>
+    <w:bookmarkStart w:id="22" w:name="why-zero-waste-matters"/>
     <w:p>
       <w:pPr>
         <w:pStyle w:val="Heading3"/>
@@ -1391,8 +1327,8 @@
         </w:tc>
       </w:tr>
     </w:tbl>
-    <w:bookmarkEnd w:id="25"/>
-    <w:bookmarkStart w:id="26" w:name="key-decision-own-vs-cloud"/>
+    <w:bookmarkEnd w:id="22"/>
+    <w:bookmarkStart w:id="23" w:name="key-decision-own-vs-cloud"/>
     <w:p>
       <w:pPr>
         <w:pStyle w:val="Heading3"/>
@@ -1939,9 +1875,9 @@
         </w:pict>
       </w:r>
     </w:p>
-    <w:bookmarkEnd w:id="26"/>
-    <w:bookmarkEnd w:id="27"/>
-    <w:bookmarkStart w:id="32" w:name="phase-1-trx50-workstation-1-gpu"/>
+    <w:bookmarkEnd w:id="23"/>
+    <w:bookmarkEnd w:id="24"/>
+    <w:bookmarkStart w:id="29" w:name="phase-1-trx50-workstation-1-gpu"/>
     <w:p>
       <w:pPr>
         <w:pBdr>
@@ -1988,7 +1924,7 @@
         <w:t xml:space="preserve">Run 2-3 AI models simultaneously for development, testing, and initial production. Built on a platform that scales to Phase 3 without replacing anything.</w:t>
       </w:r>
     </w:p>
-    <w:bookmarkStart w:id="28" w:name="bill-of-materials-bom"/>
+    <w:bookmarkStart w:id="25" w:name="bill-of-materials-bom"/>
     <w:p>
       <w:pPr>
         <w:pStyle w:val="Heading3"/>
@@ -3150,8 +3086,8 @@
         </w:tc>
       </w:tr>
     </w:tbl>
-    <w:bookmarkEnd w:id="28"/>
-    <w:bookmarkStart w:id="29" w:name="why-trx50-from-day-1-not-am5"/>
+    <w:bookmarkEnd w:id="25"/>
+    <w:bookmarkStart w:id="26" w:name="why-trx50-from-day-1-not-am5"/>
     <w:p>
       <w:pPr>
         <w:pStyle w:val="Heading3"/>
@@ -3611,8 +3547,8 @@
         <w:t xml:space="preserve">The TRX50 premium is ₦2.5M-₦3.3M more than AM5 upfront. It saves ₦4.3M-₦6.4M by eliminating a full rebuild at Phase 2.</w:t>
       </w:r>
     </w:p>
-    <w:bookmarkEnd w:id="29"/>
-    <w:bookmarkStart w:id="30" w:name="quality-recommendations-specific-brands"/>
+    <w:bookmarkEnd w:id="26"/>
+    <w:bookmarkStart w:id="27" w:name="quality-recommendations-specific-brands"/>
     <w:p>
       <w:pPr>
         <w:pStyle w:val="Heading3"/>
@@ -4002,8 +3938,8 @@
         </w:tc>
       </w:tr>
     </w:tbl>
-    <w:bookmarkEnd w:id="30"/>
-    <w:bookmarkStart w:id="31" w:name="what-this-can-run-simultaneously"/>
+    <w:bookmarkEnd w:id="27"/>
+    <w:bookmarkStart w:id="28" w:name="what-this-can-run-simultaneously"/>
     <w:p>
       <w:pPr>
         <w:pStyle w:val="Heading3"/>
@@ -4720,9 +4656,9 @@
         </w:pict>
       </w:r>
     </w:p>
-    <w:bookmarkEnd w:id="31"/>
-    <w:bookmarkEnd w:id="32"/>
-    <w:bookmarkStart w:id="36" w:name="phase-2-upgrade-add-gpu-ram-storage"/>
+    <w:bookmarkEnd w:id="28"/>
+    <w:bookmarkEnd w:id="29"/>
+    <w:bookmarkStart w:id="33" w:name="phase-2-upgrade-add-gpu-ram-storage"/>
     <w:p>
       <w:pPr>
         <w:pBdr>
@@ -4779,7 +4715,7 @@
         <w:t xml:space="preserve">This is NOT a new build — it’s components added to the Phase 1 TRX50 Workstation.</w:t>
       </w:r>
     </w:p>
-    <w:bookmarkStart w:id="33" w:name="upgrade-bom-additions-only"/>
+    <w:bookmarkStart w:id="30" w:name="upgrade-bom-additions-only"/>
     <w:p>
       <w:pPr>
         <w:pStyle w:val="Heading3"/>
@@ -5283,8 +5219,8 @@
         </w:tc>
       </w:tr>
     </w:tbl>
-    <w:bookmarkEnd w:id="33"/>
-    <w:bookmarkStart w:id="34" w:name="component-reuse-matrix"/>
+    <w:bookmarkEnd w:id="30"/>
+    <w:bookmarkStart w:id="31" w:name="component-reuse-matrix"/>
     <w:p>
       <w:pPr>
         <w:pStyle w:val="Heading3"/>
@@ -6306,8 +6242,8 @@
         </w:tc>
       </w:tr>
     </w:tbl>
-    <w:bookmarkEnd w:id="34"/>
-    <w:bookmarkStart w:id="35" w:name="what-this-can-run-dual-gpu"/>
+    <w:bookmarkEnd w:id="31"/>
+    <w:bookmarkStart w:id="32" w:name="what-this-can-run-dual-gpu"/>
     <w:p>
       <w:pPr>
         <w:pStyle w:val="Heading3"/>
@@ -6884,9 +6820,9 @@
         </w:pict>
       </w:r>
     </w:p>
-    <w:bookmarkEnd w:id="35"/>
-    <w:bookmarkEnd w:id="36"/>
-    <w:bookmarkStart w:id="40" w:name="phase-3-co-location-scaling"/>
+    <w:bookmarkEnd w:id="32"/>
+    <w:bookmarkEnd w:id="33"/>
+    <w:bookmarkStart w:id="37" w:name="phase-3-co-location-scaling"/>
     <w:p>
       <w:pPr>
         <w:pBdr>
@@ -6927,7 +6863,7 @@
         <w:t xml:space="preserve">Move the same TRX50 Workstation to a professional data center for production-grade reliability.</w:t>
       </w:r>
     </w:p>
-    <w:bookmarkStart w:id="37" w:name="what-happens-in-phase-3"/>
+    <w:bookmarkStart w:id="34" w:name="what-happens-in-phase-3"/>
     <w:p>
       <w:pPr>
         <w:pStyle w:val="Heading3"/>
@@ -7251,8 +7187,8 @@
         </w:tc>
       </w:tr>
     </w:tbl>
-    <w:bookmarkEnd w:id="37"/>
-    <w:bookmarkStart w:id="38" w:name="monthly-cost-after-co-location"/>
+    <w:bookmarkEnd w:id="34"/>
+    <w:bookmarkStart w:id="35" w:name="monthly-cost-after-co-location"/>
     <w:p>
       <w:pPr>
         <w:pStyle w:val="Heading3"/>
@@ -7596,8 +7532,8 @@
         <w:t xml:space="preserve">when you co-locate — the data center handles power and cooling. Net monthly increase is modest.</w:t>
       </w:r>
     </w:p>
-    <w:bookmarkEnd w:id="38"/>
-    <w:bookmarkStart w:id="39" w:name="when-to-use-cloud-vs-local"/>
+    <w:bookmarkEnd w:id="35"/>
+    <w:bookmarkStart w:id="36" w:name="when-to-use-cloud-vs-local"/>
     <w:p>
       <w:pPr>
         <w:pStyle w:val="Heading3"/>
@@ -8040,9 +7976,9 @@
         </w:pict>
       </w:r>
     </w:p>
-    <w:bookmarkEnd w:id="39"/>
-    <w:bookmarkEnd w:id="40"/>
-    <w:bookmarkStart w:id="46" w:name="china-sourcing-guide"/>
+    <w:bookmarkEnd w:id="36"/>
+    <w:bookmarkEnd w:id="37"/>
+    <w:bookmarkStart w:id="43" w:name="china-sourcing-guide"/>
     <w:p>
       <w:pPr>
         <w:pBdr>
@@ -8071,7 +8007,7 @@
         <w:t xml:space="preserve">5. CHINA SOURCING GUIDE</w:t>
       </w:r>
     </w:p>
-    <w:bookmarkStart w:id="41" w:name="recommended-platforms"/>
+    <w:bookmarkStart w:id="38" w:name="recommended-platforms"/>
     <w:p>
       <w:pPr>
         <w:pStyle w:val="Heading3"/>
@@ -8599,8 +8535,8 @@
         </w:tc>
       </w:tr>
     </w:tbl>
-    <w:bookmarkEnd w:id="41"/>
-    <w:bookmarkStart w:id="42" w:name="sourcing-strategy"/>
+    <w:bookmarkEnd w:id="38"/>
+    <w:bookmarkStart w:id="39" w:name="sourcing-strategy"/>
     <w:p>
       <w:pPr>
         <w:pStyle w:val="Heading3"/>
@@ -8725,8 +8661,8 @@
         <w:t xml:space="preserve">- Budget: $2,000-$3,000 for trip (flights, hotel, visa)</w:t>
       </w:r>
     </w:p>
-    <w:bookmarkEnd w:id="42"/>
-    <w:bookmarkStart w:id="43" w:name="supplier-verification-checklist"/>
+    <w:bookmarkEnd w:id="39"/>
+    <w:bookmarkStart w:id="40" w:name="supplier-verification-checklist"/>
     <w:p>
       <w:pPr>
         <w:pStyle w:val="Heading3"/>
@@ -8815,8 +8751,8 @@
         <w:t xml:space="preserve">☐ For bulk: request factory visit or video call</w:t>
       </w:r>
     </w:p>
-    <w:bookmarkEnd w:id="43"/>
-    <w:bookmarkStart w:id="44" w:name="shipping-from-china-to-lagos"/>
+    <w:bookmarkEnd w:id="40"/>
+    <w:bookmarkStart w:id="41" w:name="shipping-from-china-to-lagos"/>
     <w:p>
       <w:pPr>
         <w:pStyle w:val="Heading3"/>
@@ -9182,8 +9118,8 @@
         <w:t xml:space="preserve">Sea freight for bulk hardware. Air freight for GPU (high value, fragile).</w:t>
       </w:r>
     </w:p>
-    <w:bookmarkEnd w:id="44"/>
-    <w:bookmarkStart w:id="45" w:name="packaging-requirements"/>
+    <w:bookmarkEnd w:id="41"/>
+    <w:bookmarkStart w:id="42" w:name="packaging-requirements"/>
     <w:p>
       <w:pPr>
         <w:pStyle w:val="Heading3"/>
@@ -9335,9 +9271,9 @@
         </w:pict>
       </w:r>
     </w:p>
-    <w:bookmarkEnd w:id="45"/>
-    <w:bookmarkEnd w:id="46"/>
-    <w:bookmarkStart w:id="51" w:name="nigeria-import-process"/>
+    <w:bookmarkEnd w:id="42"/>
+    <w:bookmarkEnd w:id="43"/>
+    <w:bookmarkStart w:id="48" w:name="nigeria-import-process"/>
     <w:p>
       <w:pPr>
         <w:pBdr>
@@ -9366,7 +9302,7 @@
         <w:t xml:space="preserve">6. NIGERIA IMPORT PROCESS</w:t>
       </w:r>
     </w:p>
-    <w:bookmarkStart w:id="47" w:name="duties-taxes"/>
+    <w:bookmarkStart w:id="44" w:name="duties-taxes"/>
     <w:p>
       <w:pPr>
         <w:pStyle w:val="Heading3"/>
@@ -9816,8 +9752,8 @@
         </w:tc>
       </w:tr>
     </w:tbl>
-    <w:bookmarkEnd w:id="47"/>
-    <w:bookmarkStart w:id="48" w:name="hs-codes-for-computer-parts"/>
+    <w:bookmarkEnd w:id="44"/>
+    <w:bookmarkStart w:id="45" w:name="hs-codes-for-computer-parts"/>
     <w:p>
       <w:pPr>
         <w:pStyle w:val="Heading3"/>
@@ -10331,8 +10267,8 @@
         <w:t xml:space="preserve">Import as individual components (not assembled computer) to get lower duty rates on most parts. HS code 8471.49 (complete computer) attracts 20% CET vs 5-10% for individual parts.</w:t>
       </w:r>
     </w:p>
-    <w:bookmarkEnd w:id="48"/>
-    <w:bookmarkStart w:id="49" w:name="clearing-agent"/>
+    <w:bookmarkEnd w:id="45"/>
+    <w:bookmarkStart w:id="46" w:name="clearing-agent"/>
     <w:p>
       <w:pPr>
         <w:pStyle w:val="Heading3"/>
@@ -10413,8 +10349,8 @@
         <w:t xml:space="preserve">Budget ₦100K-₦200K for clearing per shipment</w:t>
       </w:r>
     </w:p>
-    <w:bookmarkEnd w:id="49"/>
-    <w:bookmarkStart w:id="50" w:name="import-checklist"/>
+    <w:bookmarkEnd w:id="46"/>
+    <w:bookmarkStart w:id="47" w:name="import-checklist"/>
     <w:p>
       <w:pPr>
         <w:pStyle w:val="Heading3"/>
@@ -10522,9 +10458,9 @@
         </w:pict>
       </w:r>
     </w:p>
-    <w:bookmarkEnd w:id="50"/>
-    <w:bookmarkEnd w:id="51"/>
-    <w:bookmarkStart w:id="55" w:name="landed-cost-calculations"/>
+    <w:bookmarkEnd w:id="47"/>
+    <w:bookmarkEnd w:id="48"/>
+    <w:bookmarkStart w:id="52" w:name="landed-cost-calculations"/>
     <w:p>
       <w:pPr>
         <w:pBdr>
@@ -10553,7 +10489,7 @@
         <w:t xml:space="preserve">7. LANDED COST CALCULATIONS</w:t>
       </w:r>
     </w:p>
-    <w:bookmarkStart w:id="52" w:name="phase-1-trx50-workstation-landed-lagos"/>
+    <w:bookmarkStart w:id="49" w:name="phase-1-trx50-workstation-landed-lagos"/>
     <w:p>
       <w:pPr>
         <w:pStyle w:val="Heading3"/>
@@ -11125,8 +11061,8 @@
         <w:t xml:space="preserve">Round estimate: ₦8.2M-₦11M for Phase 1 TRX50 Workstation landed Lagos</w:t>
       </w:r>
     </w:p>
-    <w:bookmarkEnd w:id="52"/>
-    <w:bookmarkStart w:id="53" w:name="phase-2-upgrade-components-landed-lagos"/>
+    <w:bookmarkEnd w:id="49"/>
+    <w:bookmarkStart w:id="50" w:name="phase-2-upgrade-components-landed-lagos"/>
     <w:p>
       <w:pPr>
         <w:pStyle w:val="Heading3"/>
@@ -11698,8 +11634,8 @@
         <w:t xml:space="preserve">Round estimate: ₦4.1M-₦5.3M for Phase 2 upgrade components landed Lagos</w:t>
       </w:r>
     </w:p>
-    <w:bookmarkEnd w:id="53"/>
-    <w:bookmarkStart w:id="54" w:name="X0b6b82cbe6dfd3d03446a9322d8672203cd1ff5"/>
+    <w:bookmarkEnd w:id="50"/>
+    <w:bookmarkStart w:id="51" w:name="X0b6b82cbe6dfd3d03446a9322d8672203cd1ff5"/>
     <w:p>
       <w:pPr>
         <w:pStyle w:val="Heading3"/>
@@ -12147,9 +12083,9 @@
         </w:pict>
       </w:r>
     </w:p>
-    <w:bookmarkEnd w:id="54"/>
-    <w:bookmarkEnd w:id="55"/>
-    <w:bookmarkStart w:id="61" w:name="supporting-infrastructure"/>
+    <w:bookmarkEnd w:id="51"/>
+    <w:bookmarkEnd w:id="52"/>
+    <w:bookmarkStart w:id="58" w:name="supporting-infrastructure"/>
     <w:p>
       <w:pPr>
         <w:pBdr>
@@ -12178,7 +12114,7 @@
         <w:t xml:space="preserve">8. SUPPORTING INFRASTRUCTURE</w:t>
       </w:r>
     </w:p>
-    <w:bookmarkStart w:id="56" w:name="Xa97f8f88520d568860179cb2b1ab0450e84b67c"/>
+    <w:bookmarkStart w:id="53" w:name="Xa97f8f88520d568860179cb2b1ab0450e84b67c"/>
     <w:p>
       <w:pPr>
         <w:pStyle w:val="Heading3"/>
@@ -12219,8 +12155,8 @@
         <w:t xml:space="preserve">— so Phase 2 requires zero power infrastructure upgrades:</w:t>
       </w:r>
     </w:p>
-    <w:bookmarkEnd w:id="56"/>
-    <w:bookmarkStart w:id="57" w:name="power-infrastructure"/>
+    <w:bookmarkEnd w:id="53"/>
+    <w:bookmarkStart w:id="54" w:name="power-infrastructure"/>
     <w:p>
       <w:pPr>
         <w:pStyle w:val="Heading3"/>
@@ -12824,8 +12760,8 @@
         <w:t xml:space="preserve">(with solar + generator)</w:t>
       </w:r>
     </w:p>
-    <w:bookmarkEnd w:id="57"/>
-    <w:bookmarkStart w:id="58" w:name="power-consumption-estimate"/>
+    <w:bookmarkEnd w:id="54"/>
+    <w:bookmarkStart w:id="55" w:name="power-consumption-estimate"/>
     <w:p>
       <w:pPr>
         <w:pStyle w:val="Heading3"/>
@@ -13535,8 +13471,8 @@
         <w:t xml:space="preserve">The 3kVA UPS handles Phase 1 comfortably (1,815W peak &lt; 2,400W capacity at 0.8 PF). For Phase 2 peak loads (2,265W), the UPS still covers AI workloads — only synthetic full-GPU torture tests would exceed capacity. The Seasonic TX-1600 PSU handles dual GPUs natively with no adapter cables needed.</w:t>
       </w:r>
     </w:p>
-    <w:bookmarkEnd w:id="58"/>
-    <w:bookmarkStart w:id="59" w:name="cooling-infrastructure"/>
+    <w:bookmarkEnd w:id="55"/>
+    <w:bookmarkStart w:id="56" w:name="cooling-infrastructure"/>
     <w:p>
       <w:pPr>
         <w:pStyle w:val="Heading3"/>
@@ -13898,8 +13834,8 @@
         <w:t xml:space="preserve">Cooling budget: ₦650K-₦1M</w:t>
       </w:r>
     </w:p>
-    <w:bookmarkEnd w:id="59"/>
-    <w:bookmarkStart w:id="60" w:name="network-infrastructure"/>
+    <w:bookmarkEnd w:id="56"/>
+    <w:bookmarkStart w:id="57" w:name="network-infrastructure"/>
     <w:p>
       <w:pPr>
         <w:pStyle w:val="Heading3"/>
@@ -14376,9 +14312,9 @@
         </w:pict>
       </w:r>
     </w:p>
-    <w:bookmarkEnd w:id="60"/>
-    <w:bookmarkEnd w:id="61"/>
-    <w:bookmarkStart w:id="65" w:name="server-room-setup"/>
+    <w:bookmarkEnd w:id="57"/>
+    <w:bookmarkEnd w:id="58"/>
+    <w:bookmarkStart w:id="62" w:name="server-room-setup"/>
     <w:p>
       <w:pPr>
         <w:pBdr>
@@ -14407,7 +14343,7 @@
         <w:t xml:space="preserve">9. SERVER ROOM SETUP</w:t>
       </w:r>
     </w:p>
-    <w:bookmarkStart w:id="62" w:name="minimum-requirements"/>
+    <w:bookmarkStart w:id="59" w:name="minimum-requirements"/>
     <w:p>
       <w:pPr>
         <w:pStyle w:val="Heading3"/>
@@ -14767,8 +14703,8 @@
         </w:tc>
       </w:tr>
     </w:tbl>
-    <w:bookmarkEnd w:id="62"/>
-    <w:bookmarkStart w:id="63" w:name="server-rack-layout"/>
+    <w:bookmarkEnd w:id="59"/>
+    <w:bookmarkStart w:id="60" w:name="server-rack-layout"/>
     <w:p>
       <w:pPr>
         <w:pStyle w:val="Heading3"/>
@@ -15058,8 +14994,8 @@
         <w:t xml:space="preserve">└─────────────────────────────────┘</w:t>
       </w:r>
     </w:p>
-    <w:bookmarkEnd w:id="63"/>
-    <w:bookmarkStart w:id="64" w:name="environmental-monitoring"/>
+    <w:bookmarkEnd w:id="60"/>
+    <w:bookmarkStart w:id="61" w:name="environmental-monitoring"/>
     <w:p>
       <w:pPr>
         <w:pStyle w:val="Heading3"/>
@@ -15155,9 +15091,9 @@
         </w:pict>
       </w:r>
     </w:p>
-    <w:bookmarkEnd w:id="64"/>
-    <w:bookmarkEnd w:id="65"/>
-    <w:bookmarkStart w:id="73" w:name="software-installation-guide"/>
+    <w:bookmarkEnd w:id="61"/>
+    <w:bookmarkEnd w:id="62"/>
+    <w:bookmarkStart w:id="70" w:name="software-installation-guide"/>
     <w:p>
       <w:pPr>
         <w:pBdr>
@@ -15186,7 +15122,7 @@
         <w:t xml:space="preserve">10. SOFTWARE INSTALLATION GUIDE</w:t>
       </w:r>
     </w:p>
-    <w:bookmarkStart w:id="72" w:name="X7095cc93084c42c349605e69b6090800a07ed22"/>
+    <w:bookmarkStart w:id="69" w:name="X7095cc93084c42c349605e69b6090800a07ed22"/>
     <w:p>
       <w:pPr>
         <w:pStyle w:val="Heading3"/>
@@ -15203,7 +15139,7 @@
         <w:t xml:space="preserve">Step-by-Step: Bare Metal → Production AI Server</w:t>
       </w:r>
     </w:p>
-    <w:bookmarkStart w:id="66" w:name="step-1-operating-system"/>
+    <w:bookmarkStart w:id="63" w:name="step-1-operating-system"/>
     <w:p>
       <w:pPr>
         <w:pStyle w:val="Heading4"/>
@@ -15367,8 +15303,8 @@
         <w:t xml:space="preserve"> build-essential git curl wget htop nvtop</w:t>
       </w:r>
     </w:p>
-    <w:bookmarkEnd w:id="66"/>
-    <w:bookmarkStart w:id="67" w:name="step-2-nvidia-drivers-cuda"/>
+    <w:bookmarkEnd w:id="63"/>
+    <w:bookmarkStart w:id="64" w:name="step-2-nvidia-drivers-cuda"/>
     <w:p>
       <w:pPr>
         <w:pStyle w:val="Heading4"/>
@@ -15690,8 +15626,8 @@
         <w:t xml:space="preserve"> cuda-toolkit-12-4</w:t>
       </w:r>
     </w:p>
-    <w:bookmarkEnd w:id="67"/>
-    <w:bookmarkStart w:id="68" w:name="step-3-docker-nvidia-container-toolkit"/>
+    <w:bookmarkEnd w:id="64"/>
+    <w:bookmarkStart w:id="65" w:name="step-3-docker-nvidia-container-toolkit"/>
     <w:p>
       <w:pPr>
         <w:pStyle w:val="Heading4"/>
@@ -16357,8 +16293,8 @@
         <w:t xml:space="preserve"> all nvidia/cuda:12.4.0-base-ubuntu22.04 nvidia-smi</w:t>
       </w:r>
     </w:p>
-    <w:bookmarkEnd w:id="68"/>
-    <w:bookmarkStart w:id="69" w:name="step-4-ollama-phase-1-model-management"/>
+    <w:bookmarkEnd w:id="65"/>
+    <w:bookmarkStart w:id="66" w:name="step-4-ollama-phase-1-model-management"/>
     <w:p>
       <w:pPr>
         <w:pStyle w:val="Heading4"/>
@@ -16589,8 +16525,8 @@
         <w:t xml:space="preserve">"Hello, I am PECH AI. How can I help?"</w:t>
       </w:r>
     </w:p>
-    <w:bookmarkEnd w:id="69"/>
-    <w:bookmarkStart w:id="70" w:name="step-5-docker-compose-full-ai-stack"/>
+    <w:bookmarkEnd w:id="66"/>
+    <w:bookmarkStart w:id="67" w:name="step-5-docker-compose-full-ai-stack"/>
     <w:p>
       <w:pPr>
         <w:pStyle w:val="Heading4"/>
@@ -18542,8 +18478,8 @@
         <w:t xml:space="preserve">:</w:t>
       </w:r>
     </w:p>
-    <w:bookmarkEnd w:id="70"/>
-    <w:bookmarkStart w:id="71" w:name="step-6-vllm-phase-2-production-serving"/>
+    <w:bookmarkEnd w:id="67"/>
+    <w:bookmarkStart w:id="68" w:name="step-6-vllm-phase-2-production-serving"/>
     <w:p>
       <w:pPr>
         <w:pStyle w:val="Heading4"/>
@@ -18842,10 +18778,10 @@
         </w:pict>
       </w:r>
     </w:p>
-    <w:bookmarkEnd w:id="71"/>
-    <w:bookmarkEnd w:id="72"/>
-    <w:bookmarkEnd w:id="73"/>
-    <w:bookmarkStart w:id="76" w:name="cloud-gpu-options"/>
+    <w:bookmarkEnd w:id="68"/>
+    <w:bookmarkEnd w:id="69"/>
+    <w:bookmarkEnd w:id="70"/>
+    <w:bookmarkStart w:id="73" w:name="cloud-gpu-options"/>
     <w:p>
       <w:pPr>
         <w:pBdr>
@@ -18874,7 +18810,7 @@
         <w:t xml:space="preserve">11. CLOUD GPU OPTIONS</w:t>
       </w:r>
     </w:p>
-    <w:bookmarkStart w:id="74" w:name="for-phase-1-2-overflow-and-fine-tuning"/>
+    <w:bookmarkStart w:id="71" w:name="for-phase-1-2-overflow-and-fine-tuning"/>
     <w:p>
       <w:pPr>
         <w:pStyle w:val="Heading3"/>
@@ -19484,8 +19420,8 @@
         </w:tc>
       </w:tr>
     </w:tbl>
-    <w:bookmarkEnd w:id="74"/>
-    <w:bookmarkStart w:id="75" w:name="recommended-strategy"/>
+    <w:bookmarkEnd w:id="71"/>
+    <w:bookmarkStart w:id="72" w:name="recommended-strategy"/>
     <w:p>
       <w:pPr>
         <w:pStyle w:val="Heading3"/>
@@ -19920,9 +19856,9 @@
         </w:pict>
       </w:r>
     </w:p>
-    <w:bookmarkEnd w:id="75"/>
-    <w:bookmarkEnd w:id="76"/>
-    <w:bookmarkStart w:id="78" w:name="co-location-options-lagos"/>
+    <w:bookmarkEnd w:id="72"/>
+    <w:bookmarkEnd w:id="73"/>
+    <w:bookmarkStart w:id="75" w:name="co-location-options-lagos"/>
     <w:p>
       <w:pPr>
         <w:pBdr>
@@ -20458,7 +20394,7 @@
         </w:tc>
       </w:tr>
     </w:tbl>
-    <w:bookmarkStart w:id="77" w:name="co-location-vs-office-server-room"/>
+    <w:bookmarkStart w:id="74" w:name="co-location-vs-office-server-room"/>
     <w:p>
       <w:pPr>
         <w:pStyle w:val="Heading3"/>
@@ -20957,9 +20893,9 @@
         </w:pict>
       </w:r>
     </w:p>
-    <w:bookmarkEnd w:id="77"/>
-    <w:bookmarkEnd w:id="78"/>
-    <w:bookmarkStart w:id="83" w:name="monitoring-maintenance"/>
+    <w:bookmarkEnd w:id="74"/>
+    <w:bookmarkEnd w:id="75"/>
+    <w:bookmarkStart w:id="80" w:name="monitoring-maintenance"/>
     <w:p>
       <w:pPr>
         <w:pBdr>
@@ -20988,7 +20924,7 @@
         <w:t xml:space="preserve">13. MONITORING &amp; MAINTENANCE</w:t>
       </w:r>
     </w:p>
-    <w:bookmarkStart w:id="79" w:name="daily-checks"/>
+    <w:bookmarkStart w:id="76" w:name="daily-checks"/>
     <w:p>
       <w:pPr>
         <w:pStyle w:val="Heading3"/>
@@ -21176,8 +21112,8 @@
         <w:t xml:space="preserve"> list</w:t>
       </w:r>
     </w:p>
-    <w:bookmarkEnd w:id="79"/>
-    <w:bookmarkStart w:id="80" w:name="X7086de346b08bc61b6bd24831743d9d20c1d792"/>
+    <w:bookmarkEnd w:id="76"/>
+    <w:bookmarkStart w:id="77" w:name="X7086de346b08bc61b6bd24831743d9d20c1d792"/>
     <w:p>
       <w:pPr>
         <w:pStyle w:val="Heading3"/>
@@ -21781,8 +21717,8 @@
         </w:tc>
       </w:tr>
     </w:tbl>
-    <w:bookmarkEnd w:id="80"/>
-    <w:bookmarkStart w:id="81" w:name="weekly-maintenance"/>
+    <w:bookmarkEnd w:id="77"/>
+    <w:bookmarkStart w:id="78" w:name="weekly-maintenance"/>
     <w:p>
       <w:pPr>
         <w:pStyle w:val="Heading3"/>
@@ -21892,8 +21828,8 @@
         <w:t xml:space="preserve">☐ Clean dust filters on server and AC</w:t>
       </w:r>
     </w:p>
-    <w:bookmarkEnd w:id="81"/>
-    <w:bookmarkStart w:id="82" w:name="monthly-maintenance"/>
+    <w:bookmarkEnd w:id="78"/>
+    <w:bookmarkStart w:id="79" w:name="monthly-maintenance"/>
     <w:p>
       <w:pPr>
         <w:pStyle w:val="Heading3"/>
@@ -21998,9 +21934,9 @@
         </w:pict>
       </w:r>
     </w:p>
-    <w:bookmarkEnd w:id="82"/>
-    <w:bookmarkEnd w:id="83"/>
-    <w:bookmarkStart w:id="89" w:name="total-budget-summary"/>
+    <w:bookmarkEnd w:id="79"/>
+    <w:bookmarkEnd w:id="80"/>
+    <w:bookmarkStart w:id="86" w:name="total-budget-summary"/>
     <w:p>
       <w:pPr>
         <w:pBdr>
@@ -22029,7 +21965,7 @@
         <w:t xml:space="preserve">14. TOTAL BUDGET SUMMARY</w:t>
       </w:r>
     </w:p>
-    <w:bookmarkStart w:id="84" w:name="Xd3d52c0f4a6c0cef97cba80df0d7bb8f4b4eb0b"/>
+    <w:bookmarkStart w:id="81" w:name="Xd3d52c0f4a6c0cef97cba80df0d7bb8f4b4eb0b"/>
     <w:p>
       <w:pPr>
         <w:pStyle w:val="Heading3"/>
@@ -22557,8 +22493,8 @@
         <w:t xml:space="preserve">— comfortably within the ₦18M target cap.</w:t>
       </w:r>
     </w:p>
-    <w:bookmarkEnd w:id="84"/>
-    <w:bookmarkStart w:id="85" w:name="monthly-recurring-costs"/>
+    <w:bookmarkEnd w:id="81"/>
+    <w:bookmarkStart w:id="82" w:name="monthly-recurring-costs"/>
     <w:p>
       <w:pPr>
         <w:pStyle w:val="Heading3"/>
@@ -22840,8 +22776,8 @@
         </w:tc>
       </w:tr>
     </w:tbl>
-    <w:bookmarkEnd w:id="85"/>
-    <w:bookmarkStart w:id="86" w:name="month-total-cost-of-ownership"/>
+    <w:bookmarkEnd w:id="82"/>
+    <w:bookmarkStart w:id="83" w:name="month-total-cost-of-ownership"/>
     <w:p>
       <w:pPr>
         <w:pStyle w:val="Heading3"/>
@@ -23118,8 +23054,8 @@
         </w:tc>
       </w:tr>
     </w:tbl>
-    <w:bookmarkEnd w:id="86"/>
-    <w:bookmarkStart w:id="87" w:name="X5012ccca3e1396a865b32a02150ac078185c7d2"/>
+    <w:bookmarkEnd w:id="83"/>
+    <w:bookmarkStart w:id="84" w:name="X5012ccca3e1396a865b32a02150ac078185c7d2"/>
     <w:p>
       <w:pPr>
         <w:pStyle w:val="Heading3"/>
@@ -23387,8 +23323,8 @@
         </w:tc>
       </w:tr>
     </w:tbl>
-    <w:bookmarkEnd w:id="87"/>
-    <w:bookmarkStart w:id="88" w:name="savings-vs-old-approach"/>
+    <w:bookmarkEnd w:id="84"/>
+    <w:bookmarkStart w:id="85" w:name="savings-vs-old-approach"/>
     <w:p>
       <w:pPr>
         <w:pStyle w:val="Heading3"/>
@@ -23841,17 +23777,9 @@
         <w:t xml:space="preserve">This document is confidential to PECH Group Holdings Ltd. Last updated: March 2026.</w:t>
       </w:r>
     </w:p>
-    <w:bookmarkEnd w:id="88"/>
-    <w:bookmarkEnd w:id="89"/>
-    <w:bookmarkEnd w:id="90"/>
-    <w:sectPr>
-      <w:pgBorders w:offsetFrom="page">
-        <w:top w:val="single" w:sz="18" w:space="24" w:color="00BFFF"/>
-        <w:left w:val="single" w:sz="18" w:space="24" w:color="0099CC"/>
-        <w:bottom w:val="single" w:sz="18" w:space="24" w:color="F5A623"/>
-        <w:right w:val="single" w:sz="18" w:space="24" w:color="E08A00"/>
-      </w:pgBorders>
-    </w:sectPr>
+    <w:bookmarkEnd w:id="85"/>
+    <w:bookmarkEnd w:id="86"/>
+    <w:sectPr/>
     <w:p>
       <w:pPr>
         <w:pBdr>
